--- a/data/employees/EMP019/AST-EMP019-03.docx
+++ b/data/employees/EMP019/AST-EMP019-03.docx
@@ -7,10 +7,7 @@
         <w:pStyle w:val="Heading1"/>
       </w:pPr>
       <w:r>
-        <w:rPr>
-          <w:sz w:val="36"/>
-        </w:rPr>
-        <w:t>Design specification - EMP019</w:t>
+        <w:t>Ast Emp019 03 - EMP019</w:t>
       </w:r>
     </w:p>
     <w:p>
@@ -18,130 +15,32 @@
         <w:pStyle w:val="Heading2"/>
       </w:pPr>
       <w:r>
-        <w:t>Document Metadata</w:t>
-      </w:r>
-    </w:p>
-    <w:tbl>
-      <w:tblPr>
-        <w:tblStyle w:val="TableGrid"/>
-        <w:tblW w:type="auto" w:w="0"/>
-        <w:tblLook w:firstColumn="1" w:firstRow="1" w:lastColumn="0" w:lastRow="0" w:noHBand="0" w:noVBand="1" w:val="04A0"/>
-      </w:tblPr>
-      <w:tblGrid>
-        <w:gridCol w:w="4320"/>
-        <w:gridCol w:w="4320"/>
-      </w:tblGrid>
-      <w:tr>
-        <w:tc>
-          <w:tcPr>
-            <w:tcW w:type="dxa" w:w="4320"/>
-          </w:tcPr>
-          <w:p>
-            <w:r>
-              <w:t>Author</w:t>
-            </w:r>
-          </w:p>
-        </w:tc>
-        <w:tc>
-          <w:tcPr>
-            <w:tcW w:type="dxa" w:w="4320"/>
-          </w:tcPr>
-          <w:p>
-            <w:r>
-              <w:t>Drew Kim</w:t>
-            </w:r>
-          </w:p>
-        </w:tc>
-      </w:tr>
-      <w:tr>
-        <w:tc>
-          <w:tcPr>
-            <w:tcW w:type="dxa" w:w="4320"/>
-          </w:tcPr>
-          <w:p>
-            <w:r>
-              <w:t>Role / Department</w:t>
-            </w:r>
-          </w:p>
-        </w:tc>
-        <w:tc>
-          <w:tcPr>
-            <w:tcW w:type="dxa" w:w="4320"/>
-          </w:tcPr>
-          <w:p>
-            <w:r>
-              <w:t>Lead | IT</w:t>
-            </w:r>
-          </w:p>
-        </w:tc>
-      </w:tr>
-      <w:tr>
-        <w:tc>
-          <w:tcPr>
-            <w:tcW w:type="dxa" w:w="4320"/>
-          </w:tcPr>
-          <w:p>
-            <w:r>
-              <w:t>Location</w:t>
-            </w:r>
-          </w:p>
-        </w:tc>
-        <w:tc>
-          <w:tcPr>
-            <w:tcW w:type="dxa" w:w="4320"/>
-          </w:tcPr>
-          <w:p>
-            <w:r>
-              <w:t>Bengaluru</w:t>
-            </w:r>
-          </w:p>
-        </w:tc>
-      </w:tr>
-      <w:tr>
-        <w:tc>
-          <w:tcPr>
-            <w:tcW w:type="dxa" w:w="4320"/>
-          </w:tcPr>
-          <w:p>
-            <w:r>
-              <w:t>Last Modified</w:t>
-            </w:r>
-          </w:p>
-        </w:tc>
-        <w:tc>
-          <w:tcPr>
-            <w:tcW w:type="dxa" w:w="4320"/>
-          </w:tcPr>
-          <w:p>
-            <w:r>
-              <w:t>2025-01-23</w:t>
-            </w:r>
-          </w:p>
-        </w:tc>
-      </w:tr>
-    </w:tbl>
-    <w:p/>
-    <w:p>
-      <w:pPr>
-        <w:pStyle w:val="Heading2"/>
-      </w:pPr>
-      <w:r>
-        <w:t>Specification</w:t>
+        <w:t>Page 1</w:t>
       </w:r>
     </w:p>
     <w:p>
       <w:r>
-        <w:t>Design Specification: Zero-Trust Network Segmentation</w:t>
+        <w:t>Section 1: Automation backlog refinement. EMP019 contributes to ast emp019 03 through recurring collaboration, clear ownership boundaries, and measurable outcomes. The team captures decisions, open issues, and handoffs so that knowledge remains discoverable for future programs.</w:t>
       </w:r>
     </w:p>
     <w:p>
       <w:r>
-        <w:t>Version: 1.0</w:t>
+        <w:t>Section 2: Automation backlog refinement. EMP019 contributes to ast emp019 03 through recurring collaboration, clear ownership boundaries, and measurable outcomes. The team captures decisions, open issues, and handoffs so that knowledge remains discoverable for future programs.</w:t>
       </w:r>
     </w:p>
     <w:p>
       <w:r>
-        <w:t>This specification describes the implementation of micro-segmentation across the corporate network. Identity verification enforces MFA for all admin access. East-west traffic inspection is handled by the Azure Firewall Premium tier with IDPS signatures enabled.</w:t>
+        <w:t>Section 3: Knowledge transfer and onboarding. EMP019 contributes to ast emp019 03 through recurring collaboration, clear ownership boundaries, and measurable outcomes. The team captures decisions, open issues, and handoffs so that knowledge remains discoverable for future programs.</w:t>
+      </w:r>
+    </w:p>
+    <w:p>
+      <w:r>
+        <w:t>Section 4: Operational risk review. EMP019 contributes to ast emp019 03 through recurring collaboration, clear ownership boundaries, and measurable outcomes. The team captures decisions, open issues, and handoffs so that knowledge remains discoverable for future programs.</w:t>
+      </w:r>
+    </w:p>
+    <w:p>
+      <w:r>
+        <w:br w:type="page"/>
       </w:r>
     </w:p>
     <w:p>
@@ -149,12 +48,60 @@
         <w:pStyle w:val="Heading2"/>
       </w:pPr>
       <w:r>
-        <w:t>Author Competencies</w:t>
+        <w:t>Page 2</w:t>
       </w:r>
     </w:p>
     <w:p>
       <w:r>
-        <w:t>Ontology, MLOps, Kusto, SQL</w:t>
+        <w:t>Section 1: Automation backlog refinement. EMP019 contributes to ast emp019 03 through recurring collaboration, clear ownership boundaries, and measurable outcomes. The team captures decisions, open issues, and handoffs so that knowledge remains discoverable for future programs.</w:t>
+      </w:r>
+    </w:p>
+    <w:p>
+      <w:r>
+        <w:t>Section 2: Knowledge transfer and onboarding. EMP019 contributes to ast emp019 03 through recurring collaboration, clear ownership boundaries, and measurable outcomes. The team captures decisions, open issues, and handoffs so that knowledge remains discoverable for future programs.</w:t>
+      </w:r>
+    </w:p>
+    <w:p>
+      <w:r>
+        <w:t>Section 3: Automation backlog refinement. EMP019 contributes to ast emp019 03 through recurring collaboration, clear ownership boundaries, and measurable outcomes. The team captures decisions, open issues, and handoffs so that knowledge remains discoverable for future programs.</w:t>
+      </w:r>
+    </w:p>
+    <w:p>
+      <w:r>
+        <w:t>Section 4: Fabric semantic model planning. EMP019 contributes to ast emp019 03 through recurring collaboration, clear ownership boundaries, and measurable outcomes. The team captures decisions, open issues, and handoffs so that knowledge remains discoverable for future programs.</w:t>
+      </w:r>
+    </w:p>
+    <w:p>
+      <w:r>
+        <w:br w:type="page"/>
+      </w:r>
+    </w:p>
+    <w:p>
+      <w:pPr>
+        <w:pStyle w:val="Heading2"/>
+      </w:pPr>
+      <w:r>
+        <w:t>Page 3</w:t>
+      </w:r>
+    </w:p>
+    <w:p>
+      <w:r>
+        <w:t>Section 1: Automation backlog refinement. EMP019 contributes to ast emp019 03 through recurring collaboration, clear ownership boundaries, and measurable outcomes. The team captures decisions, open issues, and handoffs so that knowledge remains discoverable for future programs.</w:t>
+      </w:r>
+    </w:p>
+    <w:p>
+      <w:r>
+        <w:t>Section 2: Quarterly delivery milestones. EMP019 contributes to ast emp019 03 through recurring collaboration, clear ownership boundaries, and measurable outcomes. The team captures decisions, open issues, and handoffs so that knowledge remains discoverable for future programs.</w:t>
+      </w:r>
+    </w:p>
+    <w:p>
+      <w:r>
+        <w:t>Section 3: Department KPI performance. EMP019 contributes to ast emp019 03 through recurring collaboration, clear ownership boundaries, and measurable outcomes. The team captures decisions, open issues, and handoffs so that knowledge remains discoverable for future programs.</w:t>
+      </w:r>
+    </w:p>
+    <w:p>
+      <w:r>
+        <w:t>Section 4: Department KPI performance. EMP019 contributes to ast emp019 03 through recurring collaboration, clear ownership boundaries, and measurable outcomes. The team captures decisions, open issues, and handoffs so that knowledge remains discoverable for future programs.</w:t>
       </w:r>
     </w:p>
     <w:sectPr>
